--- a/templates/SK Proposal SI tempelate.docx
+++ b/templates/SK Proposal SI tempelate.docx
@@ -36,7 +36,7 @@
             <v:path o:extrusionok="f" gradientshapeok="t" o:connecttype="rect"/>
             <o:lock v:ext="edit" aspectratio="t"/>
           </v:shapetype>
-          <v:shape id="_x0000_i1025" type="#_x0000_t75" style="width:57pt;height:57pt">
+          <v:shape id="_x0000_i1025" type="#_x0000_t75" style="width:56.75pt;height:56.75pt">
             <v:imagedata r:id="rId7" o:title=""/>
           </v:shape>
         </w:pict>
@@ -827,15 +827,6 @@
         </w:rPr>
         <w:t xml:space="preserve"> </w:t>
       </w:r>
-      <w:r>
-        <w:rPr>
-          <w:b/>
-          <w:sz w:val="22"/>
-          <w:szCs w:val="22"/>
-          <w:lang w:val="id-ID"/>
-        </w:rPr>
-        <w:t>${nomor_surat}</w:t>
-      </w:r>
     </w:p>
     <w:p>
       <w:pPr>
@@ -1772,7 +1763,7 @@
       </w:pPr>
       <w:r>
         <w:pict w14:anchorId="4AD8C7F4">
-          <v:shape id="_x0000_i1026" type="#_x0000_t75" style="width:152.25pt;height:26.25pt">
+          <v:shape id="_x0000_i1026" type="#_x0000_t75" style="width:152.3pt;height:26.3pt">
             <v:imagedata r:id="rId8" o:title=""/>
           </v:shape>
         </w:pict>
@@ -4021,14 +4012,7 @@
                 <w:sz w:val="22"/>
                 <w:szCs w:val="22"/>
               </w:rPr>
-              <w:t>.</w:t>
-            </w:r>
-            <w:r>
-              <w:rPr>
-                <w:sz w:val="22"/>
-                <w:szCs w:val="22"/>
-              </w:rPr>
-              <w:t xml:space="preserve"> </w:t>
+              <w:t xml:space="preserve">. </w:t>
             </w:r>
             <w:proofErr w:type="spellStart"/>
             <w:r>
@@ -21657,15 +21641,6 @@
         </w:rPr>
         <w:t xml:space="preserve"> </w:t>
       </w:r>
-      <w:r>
-        <w:rPr>
-          <w:b/>
-          <w:sz w:val="22"/>
-          <w:szCs w:val="22"/>
-          <w:lang w:val="id-ID"/>
-        </w:rPr>
-        <w:t>${tanggal_bulan_tahun}</w:t>
-      </w:r>
     </w:p>
     <w:p>
       <w:pPr>
@@ -22945,7 +22920,17 @@
                 <w:szCs w:val="24"/>
                 <w:lang w:val="id-ID"/>
               </w:rPr>
-              <w:t>${nama_pembimbing_1_dan_2}</w:t>
+              <w:t>${nama</w:t>
+            </w:r>
+            <w:bookmarkStart w:id="0" w:name="_GoBack"/>
+            <w:bookmarkEnd w:id="0"/>
+            <w:r>
+              <w:rPr>
+                <w:sz w:val="24"/>
+                <w:szCs w:val="24"/>
+                <w:lang w:val="id-ID"/>
+              </w:rPr>
+              <w:t>_pembimbing_1_dan_2}</w:t>
             </w:r>
           </w:p>
         </w:tc>
@@ -23101,8 +23086,6 @@
       <w:pPr>
         <w:ind w:left="6419"/>
       </w:pPr>
-      <w:bookmarkStart w:id="0" w:name="_GoBack"/>
-      <w:bookmarkEnd w:id="0"/>
     </w:p>
     <w:p>
       <w:pPr>
@@ -25057,7 +25040,7 @@
     <w:lsdException w:name="Table Web 2" w:semiHidden="1" w:unhideWhenUsed="1"/>
     <w:lsdException w:name="Table Web 3" w:semiHidden="1" w:unhideWhenUsed="1"/>
     <w:lsdException w:name="Balloon Text" w:semiHidden="1" w:unhideWhenUsed="1"/>
-    <w:lsdException w:name="Table Grid" w:semiHidden="1" w:uiPriority="59" w:unhideWhenUsed="1"/>
+    <w:lsdException w:name="Table Grid" w:uiPriority="59"/>
     <w:lsdException w:name="Table Theme" w:semiHidden="1" w:unhideWhenUsed="1"/>
     <w:lsdException w:name="Placeholder Text" w:semiHidden="1"/>
     <w:lsdException w:name="No Spacing" w:uiPriority="1" w:qFormat="1"/>
